--- a/tillsyn/A 15550-2025 tillsynsbegäran.docx
+++ b/tillsyn/A 15550-2025 tillsynsbegäran.docx
@@ -218,7 +218,7 @@
     <w:r>
       <w:tab/>
       <w:tab/>
-      <w:t>2025-04-02</w:t>
+      <w:t>2025-04-03</w:t>
       <w:br/>
       <w:br/>
     </w:r>

--- a/tillsyn/A 15550-2025 tillsynsbegäran.docx
+++ b/tillsyn/A 15550-2025 tillsynsbegäran.docx
@@ -218,7 +218,7 @@
     <w:r>
       <w:tab/>
       <w:tab/>
-      <w:t>2025-04-03</w:t>
+      <w:t>2025-04-05</w:t>
       <w:br/>
       <w:br/>
     </w:r>

--- a/tillsyn/A 15550-2025 tillsynsbegäran.docx
+++ b/tillsyn/A 15550-2025 tillsynsbegäran.docx
@@ -218,7 +218,7 @@
     <w:r>
       <w:tab/>
       <w:tab/>
-      <w:t>2025-04-05</w:t>
+      <w:t>2025-04-06</w:t>
       <w:br/>
       <w:br/>
     </w:r>

--- a/tillsyn/A 15550-2025 tillsynsbegäran.docx
+++ b/tillsyn/A 15550-2025 tillsynsbegäran.docx
@@ -218,7 +218,7 @@
     <w:r>
       <w:tab/>
       <w:tab/>
-      <w:t>2025-04-06</w:t>
+      <w:t>2025-04-07</w:t>
       <w:br/>
       <w:br/>
     </w:r>

--- a/tillsyn/A 15550-2025 tillsynsbegäran.docx
+++ b/tillsyn/A 15550-2025 tillsynsbegäran.docx
@@ -218,7 +218,7 @@
     <w:r>
       <w:tab/>
       <w:tab/>
-      <w:t>2025-04-07</w:t>
+      <w:t>2025-04-08</w:t>
       <w:br/>
       <w:br/>
     </w:r>

--- a/tillsyn/A 15550-2025 tillsynsbegäran.docx
+++ b/tillsyn/A 15550-2025 tillsynsbegäran.docx
@@ -218,7 +218,7 @@
     <w:r>
       <w:tab/>
       <w:tab/>
-      <w:t>2025-04-08</w:t>
+      <w:t>2025-04-09</w:t>
       <w:br/>
       <w:br/>
     </w:r>

--- a/tillsyn/A 15550-2025 tillsynsbegäran.docx
+++ b/tillsyn/A 15550-2025 tillsynsbegäran.docx
@@ -90,6 +90,17 @@
         <w:t>Figur 1. Fyndplatser för naturvårdsarter i det avverkningsanmälda området (röd linje). Markörer utan svart kant är placerade på fyndplatsen. Markörer med svart kant är placerade vid sidan av fyndplatsen och har ett svart streck som visar fyndplatsens exakta position. Kartans mittpunktskoordinat är N 6549599, E 535601 i SWEREF 99 TM.</w:t>
       </w:r>
     </w:p>
+    <w:p>
+      <w:r>
+        <w:rPr>
+          <w:b/>
+        </w:rPr>
+        <w:t xml:space="preserve">Vedtrappmossa (NT) </w:t>
+      </w:r>
+      <w:r>
+        <w:t>växer på död ved, främst i gammal granskog. Den förekommer knappast alls i fjällnära barrskogar utan finns i skogslandskapet nedom fjällen och framför allt i landets södra delar är den en mycket bra signalart för barrnaturskog med höga naturvärden. Skogsavverkning och brist på grov död ved i skogen är de allvarligaste hoten och den överlever inte kalhyggesbruk. Lokaler med sluten granskog, tillräckligt stora för att säkerställa ett kontinuerligt tillskott på grova lågor, bör undantas från storskaligt skogsbruk (SLU Artdatabanken, 2024).</w:t>
+      </w:r>
+    </w:p>
     <w:sectPr>
       <w:headerReference w:type="even" r:id="rId8"/>
       <w:headerReference w:type="default" r:id="rId9"/>
@@ -218,7 +229,7 @@
     <w:r>
       <w:tab/>
       <w:tab/>
-      <w:t>2025-04-09</w:t>
+      <w:t>2025-04-10</w:t>
       <w:br/>
       <w:br/>
     </w:r>

--- a/tillsyn/A 15550-2025 tillsynsbegäran.docx
+++ b/tillsyn/A 15550-2025 tillsynsbegäran.docx
@@ -229,7 +229,7 @@
     <w:r>
       <w:tab/>
       <w:tab/>
-      <w:t>2025-04-10</w:t>
+      <w:t>2025-04-11</w:t>
       <w:br/>
       <w:br/>
     </w:r>

--- a/tillsyn/A 15550-2025 tillsynsbegäran.docx
+++ b/tillsyn/A 15550-2025 tillsynsbegäran.docx
@@ -229,7 +229,7 @@
     <w:r>
       <w:tab/>
       <w:tab/>
-      <w:t>2025-04-11</w:t>
+      <w:t>2025-04-12</w:t>
       <w:br/>
       <w:br/>
     </w:r>

--- a/tillsyn/A 15550-2025 tillsynsbegäran.docx
+++ b/tillsyn/A 15550-2025 tillsynsbegäran.docx
@@ -229,7 +229,7 @@
     <w:r>
       <w:tab/>
       <w:tab/>
-      <w:t>2025-04-12</w:t>
+      <w:t>2025-04-13</w:t>
       <w:br/>
       <w:br/>
     </w:r>

--- a/tillsyn/A 15550-2025 tillsynsbegäran.docx
+++ b/tillsyn/A 15550-2025 tillsynsbegäran.docx
@@ -229,7 +229,7 @@
     <w:r>
       <w:tab/>
       <w:tab/>
-      <w:t>2025-04-13</w:t>
+      <w:t>2025-04-14</w:t>
       <w:br/>
       <w:br/>
     </w:r>

--- a/tillsyn/A 15550-2025 tillsynsbegäran.docx
+++ b/tillsyn/A 15550-2025 tillsynsbegäran.docx
@@ -229,7 +229,7 @@
     <w:r>
       <w:tab/>
       <w:tab/>
-      <w:t>2025-04-14</w:t>
+      <w:t>2025-04-15</w:t>
       <w:br/>
       <w:br/>
     </w:r>

--- a/tillsyn/A 15550-2025 tillsynsbegäran.docx
+++ b/tillsyn/A 15550-2025 tillsynsbegäran.docx
@@ -229,7 +229,7 @@
     <w:r>
       <w:tab/>
       <w:tab/>
-      <w:t>2025-04-15</w:t>
+      <w:t>2025-04-16</w:t>
       <w:br/>
       <w:br/>
     </w:r>

--- a/tillsyn/A 15550-2025 tillsynsbegäran.docx
+++ b/tillsyn/A 15550-2025 tillsynsbegäran.docx
@@ -229,7 +229,7 @@
     <w:r>
       <w:tab/>
       <w:tab/>
-      <w:t>2025-04-16</w:t>
+      <w:t>2025-04-17</w:t>
       <w:br/>
       <w:br/>
     </w:r>

--- a/tillsyn/A 15550-2025 tillsynsbegäran.docx
+++ b/tillsyn/A 15550-2025 tillsynsbegäran.docx
@@ -229,7 +229,7 @@
     <w:r>
       <w:tab/>
       <w:tab/>
-      <w:t>2025-04-17</w:t>
+      <w:t>2025-04-18</w:t>
       <w:br/>
       <w:br/>
     </w:r>

--- a/tillsyn/A 15550-2025 tillsynsbegäran.docx
+++ b/tillsyn/A 15550-2025 tillsynsbegäran.docx
@@ -229,7 +229,7 @@
     <w:r>
       <w:tab/>
       <w:tab/>
-      <w:t>2025-05-03</w:t>
+      <w:t>2025-05-04</w:t>
       <w:br/>
       <w:br/>
     </w:r>

--- a/tillsyn/A 15550-2025 tillsynsbegäran.docx
+++ b/tillsyn/A 15550-2025 tillsynsbegäran.docx
@@ -229,7 +229,7 @@
     <w:r>
       <w:tab/>
       <w:tab/>
-      <w:t>2025-05-04</w:t>
+      <w:t>2025-05-06</w:t>
       <w:br/>
       <w:br/>
     </w:r>

--- a/tillsyn/A 15550-2025 tillsynsbegäran.docx
+++ b/tillsyn/A 15550-2025 tillsynsbegäran.docx
@@ -229,7 +229,7 @@
     <w:r>
       <w:tab/>
       <w:tab/>
-      <w:t>2025-05-06</w:t>
+      <w:t>2025-05-07</w:t>
       <w:br/>
       <w:br/>
     </w:r>

--- a/tillsyn/A 15550-2025 tillsynsbegäran.docx
+++ b/tillsyn/A 15550-2025 tillsynsbegäran.docx
@@ -229,7 +229,7 @@
     <w:r>
       <w:tab/>
       <w:tab/>
-      <w:t>2025-05-07</w:t>
+      <w:t>2025-05-08</w:t>
       <w:br/>
       <w:br/>
     </w:r>

--- a/tillsyn/A 15550-2025 tillsynsbegäran.docx
+++ b/tillsyn/A 15550-2025 tillsynsbegäran.docx
@@ -229,7 +229,7 @@
     <w:r>
       <w:tab/>
       <w:tab/>
-      <w:t>2025-05-08</w:t>
+      <w:t>2025-05-09</w:t>
       <w:br/>
       <w:br/>
     </w:r>

--- a/tillsyn/A 15550-2025 tillsynsbegäran.docx
+++ b/tillsyn/A 15550-2025 tillsynsbegäran.docx
@@ -229,7 +229,7 @@
     <w:r>
       <w:tab/>
       <w:tab/>
-      <w:t>2025-05-09</w:t>
+      <w:t>2025-05-10</w:t>
       <w:br/>
       <w:br/>
     </w:r>

--- a/tillsyn/A 15550-2025 tillsynsbegäran.docx
+++ b/tillsyn/A 15550-2025 tillsynsbegäran.docx
@@ -229,7 +229,7 @@
     <w:r>
       <w:tab/>
       <w:tab/>
-      <w:t>2025-05-10</w:t>
+      <w:t>2025-05-11</w:t>
       <w:br/>
       <w:br/>
     </w:r>

--- a/tillsyn/A 15550-2025 tillsynsbegäran.docx
+++ b/tillsyn/A 15550-2025 tillsynsbegäran.docx
@@ -229,7 +229,7 @@
     <w:r>
       <w:tab/>
       <w:tab/>
-      <w:t>2025-05-11</w:t>
+      <w:t>2025-05-12</w:t>
       <w:br/>
       <w:br/>
     </w:r>

--- a/tillsyn/A 15550-2025 tillsynsbegäran.docx
+++ b/tillsyn/A 15550-2025 tillsynsbegäran.docx
@@ -229,7 +229,7 @@
     <w:r>
       <w:tab/>
       <w:tab/>
-      <w:t>2025-05-12</w:t>
+      <w:t>2025-05-13</w:t>
       <w:br/>
       <w:br/>
     </w:r>

--- a/tillsyn/A 15550-2025 tillsynsbegäran.docx
+++ b/tillsyn/A 15550-2025 tillsynsbegäran.docx
@@ -229,7 +229,7 @@
     <w:r>
       <w:tab/>
       <w:tab/>
-      <w:t>2025-05-13</w:t>
+      <w:t>2025-05-14</w:t>
       <w:br/>
       <w:br/>
     </w:r>

--- a/tillsyn/A 15550-2025 tillsynsbegäran.docx
+++ b/tillsyn/A 15550-2025 tillsynsbegäran.docx
@@ -229,7 +229,7 @@
     <w:r>
       <w:tab/>
       <w:tab/>
-      <w:t>2025-05-14</w:t>
+      <w:t>2025-05-15</w:t>
       <w:br/>
       <w:br/>
     </w:r>

--- a/tillsyn/A 15550-2025 tillsynsbegäran.docx
+++ b/tillsyn/A 15550-2025 tillsynsbegäran.docx
@@ -229,7 +229,7 @@
     <w:r>
       <w:tab/>
       <w:tab/>
-      <w:t>2025-05-15</w:t>
+      <w:t>2025-05-16</w:t>
       <w:br/>
       <w:br/>
     </w:r>

--- a/tillsyn/A 15550-2025 tillsynsbegäran.docx
+++ b/tillsyn/A 15550-2025 tillsynsbegäran.docx
@@ -229,7 +229,7 @@
     <w:r>
       <w:tab/>
       <w:tab/>
-      <w:t>2025-05-16</w:t>
+      <w:t>2025-05-17</w:t>
       <w:br/>
       <w:br/>
     </w:r>

--- a/tillsyn/A 15550-2025 tillsynsbegäran.docx
+++ b/tillsyn/A 15550-2025 tillsynsbegäran.docx
@@ -229,7 +229,7 @@
     <w:r>
       <w:tab/>
       <w:tab/>
-      <w:t>2025-05-17</w:t>
+      <w:t>2025-05-18</w:t>
       <w:br/>
       <w:br/>
     </w:r>

--- a/tillsyn/A 15550-2025 tillsynsbegäran.docx
+++ b/tillsyn/A 15550-2025 tillsynsbegäran.docx
@@ -229,7 +229,7 @@
     <w:r>
       <w:tab/>
       <w:tab/>
-      <w:t>2025-05-18</w:t>
+      <w:t>2025-05-19</w:t>
       <w:br/>
       <w:br/>
     </w:r>

--- a/tillsyn/A 15550-2025 tillsynsbegäran.docx
+++ b/tillsyn/A 15550-2025 tillsynsbegäran.docx
@@ -229,7 +229,7 @@
     <w:r>
       <w:tab/>
       <w:tab/>
-      <w:t>2025-05-19</w:t>
+      <w:t>2025-05-20</w:t>
       <w:br/>
       <w:br/>
     </w:r>

--- a/tillsyn/A 15550-2025 tillsynsbegäran.docx
+++ b/tillsyn/A 15550-2025 tillsynsbegäran.docx
@@ -229,7 +229,7 @@
     <w:r>
       <w:tab/>
       <w:tab/>
-      <w:t>2025-05-20</w:t>
+      <w:t>2025-05-21</w:t>
       <w:br/>
       <w:br/>
     </w:r>

--- a/tillsyn/A 15550-2025 tillsynsbegäran.docx
+++ b/tillsyn/A 15550-2025 tillsynsbegäran.docx
@@ -229,7 +229,7 @@
     <w:r>
       <w:tab/>
       <w:tab/>
-      <w:t>2025-05-21</w:t>
+      <w:t>2025-05-22</w:t>
       <w:br/>
       <w:br/>
     </w:r>

--- a/tillsyn/A 15550-2025 tillsynsbegäran.docx
+++ b/tillsyn/A 15550-2025 tillsynsbegäran.docx
@@ -229,7 +229,7 @@
     <w:r>
       <w:tab/>
       <w:tab/>
-      <w:t>2025-05-22</w:t>
+      <w:t>2025-05-23</w:t>
       <w:br/>
       <w:br/>
     </w:r>

--- a/tillsyn/A 15550-2025 tillsynsbegäran.docx
+++ b/tillsyn/A 15550-2025 tillsynsbegäran.docx
@@ -229,7 +229,7 @@
     <w:r>
       <w:tab/>
       <w:tab/>
-      <w:t>2025-05-23</w:t>
+      <w:t>2025-05-24</w:t>
       <w:br/>
       <w:br/>
     </w:r>

--- a/tillsyn/A 15550-2025 tillsynsbegäran.docx
+++ b/tillsyn/A 15550-2025 tillsynsbegäran.docx
@@ -229,7 +229,7 @@
     <w:r>
       <w:tab/>
       <w:tab/>
-      <w:t>2025-05-24</w:t>
+      <w:t>2025-05-25</w:t>
       <w:br/>
       <w:br/>
     </w:r>

--- a/tillsyn/A 15550-2025 tillsynsbegäran.docx
+++ b/tillsyn/A 15550-2025 tillsynsbegäran.docx
@@ -229,7 +229,7 @@
     <w:r>
       <w:tab/>
       <w:tab/>
-      <w:t>2025-05-25</w:t>
+      <w:t>2025-05-26</w:t>
       <w:br/>
       <w:br/>
     </w:r>

--- a/tillsyn/A 15550-2025 tillsynsbegäran.docx
+++ b/tillsyn/A 15550-2025 tillsynsbegäran.docx
@@ -229,7 +229,7 @@
     <w:r>
       <w:tab/>
       <w:tab/>
-      <w:t>2025-05-26</w:t>
+      <w:t>2025-05-27</w:t>
       <w:br/>
       <w:br/>
     </w:r>

--- a/tillsyn/A 15550-2025 tillsynsbegäran.docx
+++ b/tillsyn/A 15550-2025 tillsynsbegäran.docx
@@ -229,7 +229,7 @@
     <w:r>
       <w:tab/>
       <w:tab/>
-      <w:t>2025-05-27</w:t>
+      <w:t>2025-05-30</w:t>
       <w:br/>
       <w:br/>
     </w:r>

--- a/tillsyn/A 15550-2025 tillsynsbegäran.docx
+++ b/tillsyn/A 15550-2025 tillsynsbegäran.docx
@@ -229,7 +229,7 @@
     <w:r>
       <w:tab/>
       <w:tab/>
-      <w:t>2025-05-30</w:t>
+      <w:t>2025-06-01</w:t>
       <w:br/>
       <w:br/>
     </w:r>

--- a/tillsyn/A 15550-2025 tillsynsbegäran.docx
+++ b/tillsyn/A 15550-2025 tillsynsbegäran.docx
@@ -229,7 +229,7 @@
     <w:r>
       <w:tab/>
       <w:tab/>
-      <w:t>2025-06-01</w:t>
+      <w:t>2025-06-02</w:t>
       <w:br/>
       <w:br/>
     </w:r>

--- a/tillsyn/A 15550-2025 tillsynsbegäran.docx
+++ b/tillsyn/A 15550-2025 tillsynsbegäran.docx
@@ -229,7 +229,7 @@
     <w:r>
       <w:tab/>
       <w:tab/>
-      <w:t>2025-06-02</w:t>
+      <w:t>2025-06-03</w:t>
       <w:br/>
       <w:br/>
     </w:r>

--- a/tillsyn/A 15550-2025 tillsynsbegäran.docx
+++ b/tillsyn/A 15550-2025 tillsynsbegäran.docx
@@ -229,7 +229,7 @@
     <w:r>
       <w:tab/>
       <w:tab/>
-      <w:t>2025-06-03</w:t>
+      <w:t>2025-06-04</w:t>
       <w:br/>
       <w:br/>
     </w:r>

--- a/tillsyn/A 15550-2025 tillsynsbegäran.docx
+++ b/tillsyn/A 15550-2025 tillsynsbegäran.docx
@@ -229,7 +229,7 @@
     <w:r>
       <w:tab/>
       <w:tab/>
-      <w:t>2025-06-04</w:t>
+      <w:t>2025-06-05</w:t>
       <w:br/>
       <w:br/>
     </w:r>

--- a/tillsyn/A 15550-2025 tillsynsbegäran.docx
+++ b/tillsyn/A 15550-2025 tillsynsbegäran.docx
@@ -229,7 +229,7 @@
     <w:r>
       <w:tab/>
       <w:tab/>
-      <w:t>2025-06-05</w:t>
+      <w:t>2025-06-13</w:t>
       <w:br/>
       <w:br/>
     </w:r>

--- a/tillsyn/A 15550-2025 tillsynsbegäran.docx
+++ b/tillsyn/A 15550-2025 tillsynsbegäran.docx
@@ -229,7 +229,7 @@
     <w:r>
       <w:tab/>
       <w:tab/>
-      <w:t>2025-06-13</w:t>
+      <w:t>2025-06-15</w:t>
       <w:br/>
       <w:br/>
     </w:r>

--- a/tillsyn/A 15550-2025 tillsynsbegäran.docx
+++ b/tillsyn/A 15550-2025 tillsynsbegäran.docx
@@ -229,7 +229,7 @@
     <w:r>
       <w:tab/>
       <w:tab/>
-      <w:t>2025-06-15</w:t>
+      <w:t>2025-06-16</w:t>
       <w:br/>
       <w:br/>
     </w:r>

--- a/tillsyn/A 15550-2025 tillsynsbegäran.docx
+++ b/tillsyn/A 15550-2025 tillsynsbegäran.docx
@@ -229,7 +229,7 @@
     <w:r>
       <w:tab/>
       <w:tab/>
-      <w:t>2025-06-16</w:t>
+      <w:t>2025-06-17</w:t>
       <w:br/>
       <w:br/>
     </w:r>

--- a/tillsyn/A 15550-2025 tillsynsbegäran.docx
+++ b/tillsyn/A 15550-2025 tillsynsbegäran.docx
@@ -229,7 +229,7 @@
     <w:r>
       <w:tab/>
       <w:tab/>
-      <w:t>2025-06-17</w:t>
+      <w:t>2025-06-18</w:t>
       <w:br/>
       <w:br/>
     </w:r>

--- a/tillsyn/A 15550-2025 tillsynsbegäran.docx
+++ b/tillsyn/A 15550-2025 tillsynsbegäran.docx
@@ -229,7 +229,7 @@
     <w:r>
       <w:tab/>
       <w:tab/>
-      <w:t>2025-06-18</w:t>
+      <w:t>2025-06-19</w:t>
       <w:br/>
       <w:br/>
     </w:r>

--- a/tillsyn/A 15550-2025 tillsynsbegäran.docx
+++ b/tillsyn/A 15550-2025 tillsynsbegäran.docx
@@ -229,7 +229,7 @@
     <w:r>
       <w:tab/>
       <w:tab/>
-      <w:t>2025-06-19</w:t>
+      <w:t>2025-06-20</w:t>
       <w:br/>
       <w:br/>
     </w:r>

--- a/tillsyn/A 15550-2025 tillsynsbegäran.docx
+++ b/tillsyn/A 15550-2025 tillsynsbegäran.docx
@@ -229,7 +229,7 @@
     <w:r>
       <w:tab/>
       <w:tab/>
-      <w:t>2025-06-20</w:t>
+      <w:t>2025-06-21</w:t>
       <w:br/>
       <w:br/>
     </w:r>

--- a/tillsyn/A 15550-2025 tillsynsbegäran.docx
+++ b/tillsyn/A 15550-2025 tillsynsbegäran.docx
@@ -229,7 +229,7 @@
     <w:r>
       <w:tab/>
       <w:tab/>
-      <w:t>2025-06-21</w:t>
+      <w:t>2025-06-22</w:t>
       <w:br/>
       <w:br/>
     </w:r>

--- a/tillsyn/A 15550-2025 tillsynsbegäran.docx
+++ b/tillsyn/A 15550-2025 tillsynsbegäran.docx
@@ -229,7 +229,7 @@
     <w:r>
       <w:tab/>
       <w:tab/>
-      <w:t>2025-06-22</w:t>
+      <w:t>2025-06-23</w:t>
       <w:br/>
       <w:br/>
     </w:r>

--- a/tillsyn/A 15550-2025 tillsynsbegäran.docx
+++ b/tillsyn/A 15550-2025 tillsynsbegäran.docx
@@ -229,7 +229,7 @@
     <w:r>
       <w:tab/>
       <w:tab/>
-      <w:t>2025-06-23</w:t>
+      <w:t>2025-06-24</w:t>
       <w:br/>
       <w:br/>
     </w:r>

--- a/tillsyn/A 15550-2025 tillsynsbegäran.docx
+++ b/tillsyn/A 15550-2025 tillsynsbegäran.docx
@@ -229,7 +229,7 @@
     <w:r>
       <w:tab/>
       <w:tab/>
-      <w:t>2025-06-24</w:t>
+      <w:t>2025-06-25</w:t>
       <w:br/>
       <w:br/>
     </w:r>

--- a/tillsyn/A 15550-2025 tillsynsbegäran.docx
+++ b/tillsyn/A 15550-2025 tillsynsbegäran.docx
@@ -229,7 +229,7 @@
     <w:r>
       <w:tab/>
       <w:tab/>
-      <w:t>2025-06-25</w:t>
+      <w:t>2025-06-26</w:t>
       <w:br/>
       <w:br/>
     </w:r>

--- a/tillsyn/A 15550-2025 tillsynsbegäran.docx
+++ b/tillsyn/A 15550-2025 tillsynsbegäran.docx
@@ -229,7 +229,7 @@
     <w:r>
       <w:tab/>
       <w:tab/>
-      <w:t>2025-06-26</w:t>
+      <w:t>2025-06-27</w:t>
       <w:br/>
       <w:br/>
     </w:r>

--- a/tillsyn/A 15550-2025 tillsynsbegäran.docx
+++ b/tillsyn/A 15550-2025 tillsynsbegäran.docx
@@ -229,7 +229,7 @@
     <w:r>
       <w:tab/>
       <w:tab/>
-      <w:t>2025-06-27</w:t>
+      <w:t>2025-06-28</w:t>
       <w:br/>
       <w:br/>
     </w:r>

--- a/tillsyn/A 15550-2025 tillsynsbegäran.docx
+++ b/tillsyn/A 15550-2025 tillsynsbegäran.docx
@@ -229,7 +229,7 @@
     <w:r>
       <w:tab/>
       <w:tab/>
-      <w:t>2025-06-28</w:t>
+      <w:t>2025-06-29</w:t>
       <w:br/>
       <w:br/>
     </w:r>

--- a/tillsyn/A 15550-2025 tillsynsbegäran.docx
+++ b/tillsyn/A 15550-2025 tillsynsbegäran.docx
@@ -229,7 +229,7 @@
     <w:r>
       <w:tab/>
       <w:tab/>
-      <w:t>2025-06-29</w:t>
+      <w:t>2025-06-30</w:t>
       <w:br/>
       <w:br/>
     </w:r>

--- a/tillsyn/A 15550-2025 tillsynsbegäran.docx
+++ b/tillsyn/A 15550-2025 tillsynsbegäran.docx
@@ -229,7 +229,7 @@
     <w:r>
       <w:tab/>
       <w:tab/>
-      <w:t>2025-06-30</w:t>
+      <w:t>2025-07-01</w:t>
       <w:br/>
       <w:br/>
     </w:r>

--- a/tillsyn/A 15550-2025 tillsynsbegäran.docx
+++ b/tillsyn/A 15550-2025 tillsynsbegäran.docx
@@ -229,7 +229,7 @@
     <w:r>
       <w:tab/>
       <w:tab/>
-      <w:t>2025-07-01</w:t>
+      <w:t>2025-07-02</w:t>
       <w:br/>
       <w:br/>
     </w:r>

--- a/tillsyn/A 15550-2025 tillsynsbegäran.docx
+++ b/tillsyn/A 15550-2025 tillsynsbegäran.docx
@@ -229,7 +229,7 @@
     <w:r>
       <w:tab/>
       <w:tab/>
-      <w:t>2025-07-02</w:t>
+      <w:t>2025-07-03</w:t>
       <w:br/>
       <w:br/>
     </w:r>

--- a/tillsyn/A 15550-2025 tillsynsbegäran.docx
+++ b/tillsyn/A 15550-2025 tillsynsbegäran.docx
@@ -229,7 +229,7 @@
     <w:r>
       <w:tab/>
       <w:tab/>
-      <w:t>2025-07-03</w:t>
+      <w:t>2025-07-04</w:t>
       <w:br/>
       <w:br/>
     </w:r>

--- a/tillsyn/A 15550-2025 tillsynsbegäran.docx
+++ b/tillsyn/A 15550-2025 tillsynsbegäran.docx
@@ -229,7 +229,7 @@
     <w:r>
       <w:tab/>
       <w:tab/>
-      <w:t>2025-07-04</w:t>
+      <w:t>2025-07-05</w:t>
       <w:br/>
       <w:br/>
     </w:r>

--- a/tillsyn/A 15550-2025 tillsynsbegäran.docx
+++ b/tillsyn/A 15550-2025 tillsynsbegäran.docx
@@ -229,7 +229,7 @@
     <w:r>
       <w:tab/>
       <w:tab/>
-      <w:t>2025-07-05</w:t>
+      <w:t>2025-07-06</w:t>
       <w:br/>
       <w:br/>
     </w:r>

--- a/tillsyn/A 15550-2025 tillsynsbegäran.docx
+++ b/tillsyn/A 15550-2025 tillsynsbegäran.docx
@@ -229,7 +229,7 @@
     <w:r>
       <w:tab/>
       <w:tab/>
-      <w:t>2025-07-06</w:t>
+      <w:t>2025-07-07</w:t>
       <w:br/>
       <w:br/>
     </w:r>

--- a/tillsyn/A 15550-2025 tillsynsbegäran.docx
+++ b/tillsyn/A 15550-2025 tillsynsbegäran.docx
@@ -229,7 +229,7 @@
     <w:r>
       <w:tab/>
       <w:tab/>
-      <w:t>2025-07-07</w:t>
+      <w:t>2025-07-08</w:t>
       <w:br/>
       <w:br/>
     </w:r>

--- a/tillsyn/A 15550-2025 tillsynsbegäran.docx
+++ b/tillsyn/A 15550-2025 tillsynsbegäran.docx
@@ -229,7 +229,7 @@
     <w:r>
       <w:tab/>
       <w:tab/>
-      <w:t>2025-07-08</w:t>
+      <w:t>2025-07-09</w:t>
       <w:br/>
       <w:br/>
     </w:r>

--- a/tillsyn/A 15550-2025 tillsynsbegäran.docx
+++ b/tillsyn/A 15550-2025 tillsynsbegäran.docx
@@ -229,7 +229,7 @@
     <w:r>
       <w:tab/>
       <w:tab/>
-      <w:t>2025-07-09</w:t>
+      <w:t>2025-07-11</w:t>
       <w:br/>
       <w:br/>
     </w:r>

--- a/tillsyn/A 15550-2025 tillsynsbegäran.docx
+++ b/tillsyn/A 15550-2025 tillsynsbegäran.docx
@@ -229,7 +229,7 @@
     <w:r>
       <w:tab/>
       <w:tab/>
-      <w:t>2025-07-11</w:t>
+      <w:t>2025-07-12</w:t>
       <w:br/>
       <w:br/>
     </w:r>

--- a/tillsyn/A 15550-2025 tillsynsbegäran.docx
+++ b/tillsyn/A 15550-2025 tillsynsbegäran.docx
@@ -229,7 +229,7 @@
     <w:r>
       <w:tab/>
       <w:tab/>
-      <w:t>2025-07-12</w:t>
+      <w:t>2025-07-13</w:t>
       <w:br/>
       <w:br/>
     </w:r>

--- a/tillsyn/A 15550-2025 tillsynsbegäran.docx
+++ b/tillsyn/A 15550-2025 tillsynsbegäran.docx
@@ -229,7 +229,7 @@
     <w:r>
       <w:tab/>
       <w:tab/>
-      <w:t>2025-07-13</w:t>
+      <w:t>2025-07-14</w:t>
       <w:br/>
       <w:br/>
     </w:r>

--- a/tillsyn/A 15550-2025 tillsynsbegäran.docx
+++ b/tillsyn/A 15550-2025 tillsynsbegäran.docx
@@ -229,7 +229,7 @@
     <w:r>
       <w:tab/>
       <w:tab/>
-      <w:t>2025-08-06</w:t>
+      <w:t>2025-08-09</w:t>
       <w:br/>
       <w:br/>
     </w:r>
